--- a/dataset/guides_final/NET/guide/IT-NET-003_네트워크 장애 신고·이관 가이드.docx
+++ b/dataset/guides_final/NET/guide/IT-NET-003_네트워크 장애 신고·이관 가이드.docx
@@ -24,7 +24,7 @@
           <w:color w:val="5A6270"/>
           <w:sz w:val="24"/>
         </w:rPr>
-        <w:t>한화시스템 ICT 임직원 IT 안내 · VPN·네트워크</w:t>
+        <w:t>가상 ICT 기업 임직원 IT 안내 · VPN·네트워크</w:t>
       </w:r>
     </w:p>
     <w:p>
@@ -3437,7 +3437,7 @@
                 <w:color w:val="1D2433"/>
                 <w:sz w:val="19"/>
               </w:rPr>
-              <w:t>사내 IT 포털(hanwha-admin) 상단 [챗봇 문의]</w:t>
+              <w:t>사내 IT 포털 상단 [챗봇 문의]</w:t>
             </w:r>
           </w:p>
         </w:tc>
@@ -3709,7 +3709,7 @@
                 <w:color w:val="1D2433"/>
                 <w:sz w:val="19"/>
               </w:rPr>
-              <w:t>it-helpdesk@hanwha-ict.example</w:t>
+              <w:t>it-helpdesk@ict.example</w:t>
             </w:r>
           </w:p>
         </w:tc>
@@ -4874,7 +4874,7 @@
         <w:color w:val="5A6270"/>
         <w:sz w:val="16"/>
       </w:rPr>
-      <w:t>© HANWHA SYSTEMS ICT · IT-NET-003 · 사내 일반</w:t>
+      <w:t>© 가상 ICT 기업 · IT-NET-003 · 사내 일반</w:t>
     </w:r>
     <w:r>
       <w:rPr>
